--- a/zht/docx/42.content.docx
+++ b/zht/docx/42.content.docx
@@ -136,13 +136,6 @@
         <w:rPr>
           <w:lang w:val="zh_TW" w:bidi="zh_TW"/>
         </w:rPr>
-      </w:r>
-      <w:r>
-        <w:rPr>
-          <w:i/>
-          <w:lang w:val="zh_TW" w:bidi="zh_TW"/>
-        </w:rPr>
-        <w:t>路加福音 1:2, 路加福音 1:2 (#2), 路加福音 1:4, 路加福音 1:6, 路加福音 1:7, 路加福音 1:8, 路加福音 1:9, 路加福音 1:10, 路加福音 1:11, 路加福音 1:12, 路加福音 1:13, 路加福音 1:16, 路加福音 1:17, 路加福音 1:19, 路加福音 1:20, 路加福音 1:27, 路加福音 1:31, 路加福音 1:33, 路加福音 1:35, 路加福音 1:35 (#2), 路加福音 1:37, 路加福音 1:41, 路加福音 1:42, 路加福音 1:54, 路加福音 1:59, 路加福音 1:63, 路加福音 1:64, 路加福音 1:66, 路加福音 1:68, 路加福音 1:77, 路加福音 1:80, 路加福音 2:3, 路加福音 2:4, 路加福音 2:7, 路加福音 2:8, 路加福音 2:9, 路加福音 2:11, 路加福音 2:15, 路加福音 2:16, 路加福音 2:21, 路加福音 2:22, 路加福音 2:26, 路加福音 2:32, 路加福音 2:35, 路加福音 2:38, 路加福音 2:40, 路加福音 2:44, 路加福音 2:46, 路加福音 2:49, 路加福音 2:51, 路加福音 2:52, 路加福音 3:3, 路加福音 3:4, 路加福音 3:8, 路加福音 3:9, 路加福音 3:13, 路加福音 3:16, 路加福音 3:19, 路加福音 3:20, 路加福音 3:21, 路加福音 3:22, 路加福音 3:22 (#2), 路加福音 3:23, 路加福音 4:1, 路加福音 4:2, 路加福音 4:3, 路加福音 4:4, 路加福音 4:5, 路加福音 4:7, 路加福音 4:8, 路加福音 4:9, 路加福音 4:12, 路加福音 4:13, 路加福音 4:17, 路加福音 4:21, 路加福音 4:24, 路加福音 4:26, 路加福音 4:27, 路加福音 4:28, 路加福音 4:29, 路加福音 4:30, 路加福音 4:34, 路加福音 4:36, 路加福音 4:40, 路加福音 4:41, 路加福音 4:43, 路加福音 5:4, 路加福音 5:5, 路加福音 5:6, 路加福音 5:8, 路加福音 5:10, 路加福音 5:15, 路加福音 5:20, 路加福音 5:21, 路加福音 5:24, 路加福音 5:32, 路加福音 5:35, 路加福音 5:36, 路加福音 5:37, 路加福音 5:38, 路加福音 6:1, 路加福音 6:5, 路加福音 6:11, 路加福音 6:13, 路加福音 6:20, 路加福音 6:21, 路加福音 6:22, 路加福音 6:23, 路加福音 6:27, 路加福音 6:35, 路加福音 6:42, 路加福音 6:45, 路加福音 6:45 (#2), 路加福音 6:47, 路加福音 6:49, 路加福音 7:3, 路加福音 7:6, 路加福音 7:7, 路加福音 7:9, 路加福音 7:13, 路加福音 7:16, 路加福音 7:22, 路加福音 7:26, 路加福音 7:30, 路加福音 7:33, 路加福音 7:34, 路加福音 7:38, 路加福音 7:47, 路加福音 7:49, 路加福音 8:3, 路加福音 8:11, 路加福音 8:12, 路加福音 8:13, 路加福音 8:14, 路加福音 8:15, 路加福音 8:21, 路加福音 8:25, 路加福音 8:29, 路加福音 8:33, 路加福音 8:39, 路加福音 8:48, 路加福音 8:55, 路加福音 9:2, 路加福音 9:7, 路加福音 9:8, 路加福音 9:13, 路加福音 9:14, 路加福音 9:16, 路加福音 9:17, 路加福音 9:20, 路加福音 9:23, 路加福音 9:29, 路加福音 9:30, 路加福音 9:35, 路加福音 9:39, 路加福音 9:44, 路加福音 9:48, 路加福音 9:51, 路加福音 9:62, 路加福音 10:4, 路加福音 10:9, 路加福音 10:12, 路加福音 10:20, 路加福音 10:21, 路加福音 10:27, 路加福音 10:31, 路加福音 10:32, 路加福音 10:34, 路加福音 10:37, 路加福音 10:39, 路加福音 10:40, 路加福音 10:42, 路加福音 11:3, 路加福音 11:4, 路加福音 11:8, 路加福音 11:13, 路加福音 11:15, 路加福音 11:20, 路加福音 11:26, 路加福音 11:28, 路加福音 11:32, 路加福音 11:39, 路加福音 11:42, 路加福音 11:46, 路加福音 11:50, 路加福音 11:54, 路加福音 12:3, 路加福音 12:5, 路加福音 12:8, 路加福音 12:15, 路加福音 12:18, 路加福音 12:19, 路加福音 12:20, 路加福音 12:31, 路加福音 12:33, 路加福音 12:37, 路加福音 12:40, 路加福音 12:46, 路加福音 12:48, 路加福音 12:52, 路加福音 12:58, 路加福音 13:3, 路加福音 13:8, 路加福音 13:9, 路加福音 13:11, 路加福音 13:14, 路加福音 13:15, 路加福音 13:19, 路加福音 13:24, 路加福音 13:28, 路加福音 13:28 (#2), 路加福音 13:33, 路加福音 13:34, 路加福音 13:34 (#2), 路加福音 13:35, 路加福音 14:3, 路加福音 14:4, 路加福音 14:5, 路加福音 14:11, 路加福音 14:11 (#2), 路加福音 14:14, 路加福音 14:18, 路加福音 14:21, 路加福音 14:24, 路加福音 14:26, 路加福音 14:27, 路加福音 14:28, 路加福音 14:33, 路加福音 14:35, 路加福音 15:4, 路加福音 15:5, 路加福音 15:8, 路加福音 15:9, 路加福音 15:10, 路加福音 15:12, 路加福音 15:13, 路加福音 15:15, 路加福音 15:18, 路加福音 15:19, 路加福音 15:20, 路加福音 15:22, 路加福音 15:23, 路加福音 15:28, 路加福音 15:29, 路加福音 15:31, 路加福音 15:32, 路加福音 16:1, 路加福音 16:5, 路加福音 16:6, 路加福音 16:7, 路加福音 16:8, 路加福音 16:9, 路加福音 16:10, 路加福音 16:13, 路加福音 16:16, 路加福音 16:16 (#2), 路加福音 16:18, 路加福音 16:22, 路加福音 16:23, 路加福音 16:24, 路加福音 16:26, 路加福音 16:27, 路加福音 16:28, 路加福音 16:29, 路加福音 16:31, 路加福音 17:4, 路加福音 17:10, 路加福音 17:12, 路加福音 17:13, 路加福音 17:14, 路加福音 17:14 (#2), 路加福音 17:15, 路加福音 17:16, 路加福音 17:21, 路加福音 17:24, 路加福音 17:25, 路加福音 17:27, 路加福音 17:37, 路加福音 18:1, 路加福音 18:3, 路加福音 18:5, 路加福音 18:8, 路加福音 18:9, 路加福音 18:10, 路加福音 18:11, 路加福音 18:13, 路加福音 18:14, 路加福音 18:16, 路加福音 18:22, 路加福音 18:23, 路加福音 18:30, 路加福音 18:32, 路加福音 18:33, 路加福音 18:38, 路加福音 18:43, 路加福音 19:2, 路加福音 19:7, 路加福音 19:9, 路加福音 19:11, 路加福音 19:12, 路加福音 19:17, 路加福音 19:19, 路加福音 19:21, 路加福音 19:24, 路加福音 19:27, 路加福音 19:30, 路加福音 19:38, 路加福音 19:40, 路加福音 19:41, 路加福音 19:44, 路加福音 19:47, 路加福音 19:48, 路加福音 20:4, 路加福音 20:5, 路加福音 20:6, 路加福音 20:11, 路加福音 20:13, 路加福音 20:15, 路加福音 20:16, 路加福音 20:19, 路加福音 20:25, 路加福音 20:27, 路加福音 20:34, 路加福音 20:35, 路加福音 20:37, 路加福音 20:42, 路加福音 20:47, 路加福音 20:47 (#2), 路加福音 21:4, 路加福音 21:6, 路加福音 21:7, 路加福音 21:8, 路加福音 21:10, 路加福音 21:11, 路加福音 21:13, 路加福音 21:16, 路加福音 21:20, 路加福音 21:21, 路加福音 21:22, 路加福音 21:24, 路加福音 21:25, 路加福音 21:30, 路加福音 21:33, 路加福音 21:33 (#2), 路加福音 21:34, 路加福音 21:36, 路加福音 22:1, 路加福音 22:6, 路加福音 22:12, 路加福音 22:16, 路加福音 22:19, 路加福音 22:20, 路加福音 22:22, 路加福音 22:23, 路加福音 22:26, 路加福音 22:27, 路加福音 22:30, 路加福音 22:34, 路加福音 22:37, 路加福音 22:40, 路加福音 22:42, 路加福音 22:45, 路加福音 22:48, 路加福音 22:51, 路加福音 22:53, 路加福音 22:54, 路加福音 22:57, 路加福音 22:60, 路加福音 22:62, 路加福音 22:63, 路加福音 22:64, 路加福音 22:67, 路加福音 22:71, 路加福音 23:2, 路加福音 23:4, 路加福音 23:8, 路加福音 23:9, 路加福音 23:14, 路加福音 23:18, 路加福音 23:21, 路加福音 23:22, 路加福音 23:23, 路加福音 23:26, 路加福音 23:28, 路加福音 23:32, 路加福音 23:35, 路加福音 23:38, 路加福音 23:42, 路加福音 23:43, 路加福音 23:44, 路加福音 23:45, 路加福音 23:47, 路加福音 23:52, 路加福音 23:53, 路加福音 23:54, 路加福音 23:56, 路加福音 24:1, 路加福音 24:2, 路加福音 24:3, 路加福音 24:6, 路加福音 24:11, 路加福音 24:12, 路加福音 24:16, 路加福音 24:21, 路加福音 24:27, 路加福音 24:31, 路加福音 24:36, 路加福音 24:39, 路加福音 24:45, 路加福音 24:47, 路加福音 24:49, 路加福音 24:51, 路加福音 24:53</w:t>
       </w:r>
       <w:r>
         <w:rPr>

--- a/zht/docx/42.content.docx
+++ b/zht/docx/42.content.docx
@@ -123,19 +123,6 @@
           <w:lang w:val="zh_TW" w:bidi="zh_TW"/>
         </w:rPr>
         <w:t>LUK</w:t>
-      </w:r>
-      <w:r>
-        <w:rPr>
-          <w:lang w:val="zh_TW" w:bidi="zh_TW"/>
-        </w:rPr>
-      </w:r>
-    </w:p>
-    <w:p>
-      <w:pPr/>
-      <w:r>
-        <w:rPr>
-          <w:lang w:val="zh_TW" w:bidi="zh_TW"/>
-        </w:rPr>
       </w:r>
       <w:r>
         <w:rPr>

--- a/zht/docx/42.content.docx
+++ b/zht/docx/42.content.docx
@@ -19,7 +19,7 @@
         <w:rPr>
           <w:lang w:val="zh_TW" w:bidi="zh_TW"/>
         </w:rPr>
-        <w:t>Resource: 翻譯問題 (unfoldingWord)</w:t>
+        <w:t>Resource: unfoldingWord® Translation Questions</w:t>
       </w:r>
       <w:r>
         <w:rPr>
@@ -85,7 +85,7 @@
         <w:rPr>
           <w:lang w:val="zh_TW" w:bidi="zh_TW"/>
         </w:rPr>
-        <w:t>翻譯問題 (unfoldingWord)</w:t>
+        <w:t>unfoldingWord® Translation Questions</w:t>
       </w:r>
     </w:p>
     <w:p>

--- a/zht/docx/42.content.docx
+++ b/zht/docx/42.content.docx
@@ -7304,7 +7304,7 @@
         <w:rPr>
           <w:lang w:val="zh_TW" w:bidi="zh_TW"/>
         </w:rPr>
-        <w:t>路加福音 6:47</w:t>
+        <w:t>路加福音 6:47–48</w:t>
       </w:r>
       <w:r>
         <w:rPr>
@@ -13415,7 +13415,7 @@
         <w:rPr>
           <w:lang w:val="zh_TW" w:bidi="zh_TW"/>
         </w:rPr>
-        <w:t>路加福音 13:28 (#2)</w:t>
+        <w:t>路加福音 13:28–29 (#2)</w:t>
       </w:r>
       <w:r>
         <w:rPr>
